--- a/pr-preview/pr-417/bernoulli-mle-handout.docx
+++ b/pr-preview/pr-417/bernoulli-mle-handout.docx
@@ -15,10 +15,10 @@
         <w:pStyle w:val="Date"/>
       </w:pPr>
       <w:r>
-        <w:t xml:space="preserve">Last modified: 2026-10-21 14:06:33 (PDT)</w:t>
+        <w:t xml:space="preserve">Last modified: 2026-10-22 01:19:36 (PDT)</w:t>
       </w:r>
     </w:p>
-    <w:bookmarkStart w:id="69" w:name="sec-bernoulli-mle"/>
+    <w:bookmarkStart w:id="70" w:name="sec-bernoulli-mle"/>
     <w:p>
       <w:pPr>
         <w:pStyle w:val="Heading2"/>
@@ -2240,6 +2240,28 @@
       </w:r>
       <m:oMath>
         <m:r>
+          <m:t>η</m:t>
+        </m:r>
+        <m:limUpp>
+          <m:e>
+            <m:r>
+              <m:rPr>
+                <m:sty m:val="p"/>
+              </m:rPr>
+              <m:t>=</m:t>
+            </m:r>
+          </m:e>
+          <m:lim>
+            <m:r>
+              <m:rPr>
+                <m:nor/>
+                <m:sty m:val="p"/>
+              </m:rPr>
+              <m:t>def</m:t>
+            </m:r>
+          </m:lim>
+        </m:limUpp>
+        <m:r>
           <m:rPr>
             <m:sty m:val="p"/>
           </m:rPr>
@@ -2424,8 +2446,8 @@
     &amp;&amp; \text{(collect the terms in $\textstyle\sum_{i=1}^ny_i$)}\\
     &amp;= \mathopen{}\left(\sum_{i=1}^ny_i\right)\mathclose{} {\operatorname{log}\mathopen{}\left\{\frac{\pi}{1 - \pi}\right\}\mathclose{}} + n {\operatorname{log}\mathopen{}\left\{1 - \pi\right\}\mathclose{}}
     &amp;&amp; \text{(log of a quotient)}\\
-    &amp;= \mathopen{}\left(\sum_{i=1}^ny_i\right)\mathclose{} \operatorname{logit}(\pi) + n {\operatorname{log}\mathopen{}\left\{1 - \pi\right\}\mathclose{}}
-    &amp;&amp; \text{(definition of $\operatorname{logit}$)}
+    &amp;= \mathopen{}\left(\sum_{i=1}^ny_i\right)\mathclose{} \eta+ n {\operatorname{log}\mathopen{}\left\{1 - \pi\right\}\mathclose{}}
+    &amp;&amp; \text{(definition of $\eta\stackrel{\text{def}}{=}\operatorname{logit}(\pi)$)}
     \end{aligned}
     $$</w:t>
       </w:r>
@@ -2675,12 +2697,45 @@
         <w:t xml:space="preserve"> </w:t>
       </w:r>
       <w:r>
-        <w:t xml:space="preserve">written with the log-odds</w:t>
-      </w:r>
+        <w:t xml:space="preserve">written with the</w:t>
+      </w:r>
+      <w:r>
+        <w:t xml:space="preserve"> </w:t>
+      </w:r>
+      <w:hyperlink r:id="rId20">
+        <w:r>
+          <w:rPr>
+            <w:rStyle w:val="Hyperlink"/>
+          </w:rPr>
+          <w:t xml:space="preserve">log-odds</w:t>
+        </w:r>
+      </w:hyperlink>
       <w:r>
         <w:t xml:space="preserve"> </w:t>
       </w:r>
       <m:oMath>
+        <m:r>
+          <m:t>η</m:t>
+        </m:r>
+        <m:limUpp>
+          <m:e>
+            <m:r>
+              <m:rPr>
+                <m:sty m:val="p"/>
+              </m:rPr>
+              <m:t>=</m:t>
+            </m:r>
+          </m:e>
+          <m:lim>
+            <m:r>
+              <m:rPr>
+                <m:nor/>
+                <m:sty m:val="p"/>
+              </m:rPr>
+              <m:t>def</m:t>
+            </m:r>
+          </m:lim>
+        </m:limUpp>
         <m:r>
           <m:rPr>
             <m:sty m:val="p"/>
@@ -2712,7 +2767,7 @@
         <w:pStyle w:val="BodyText"/>
       </w:pPr>
       <w:r>
-        <w:t xml:space="preserve">$$\ell(\pi; \mathord{\smash[b]{\underset{\raise.3ex\hbox{$\scriptstyle\sim$}}{y}}\vphantom{y}}) = \mathopen{}\left(\sum_{i=1}^ny_i\right)\mathclose{} \operatorname{logit}(\pi) + n {\operatorname{log}\mathopen{}\left\{1 - \pi\right\}\mathclose{}}$$</w:t>
+        <w:t xml:space="preserve">$$\ell(\pi; \mathord{\smash[b]{\underset{\raise.3ex\hbox{$\scriptstyle\sim$}}{y}}\vphantom{y}}) = \mathopen{}\left(\sum_{i=1}^ny_i\right)\mathclose{} \eta+ n {\operatorname{log}\mathopen{}\left\{1 - \pi\right\}\mathclose{}}$$</w:t>
       </w:r>
     </w:p>
     <w:bookmarkEnd w:id="24"/>
@@ -2783,7 +2838,7 @@
       </w:r>
     </w:p>
     <w:bookmarkEnd w:id="25"/>
-    <w:bookmarkStart w:id="30" w:name="the-score-of-one-observation"/>
+    <w:bookmarkStart w:id="31" w:name="the-score-of-one-observation"/>
     <w:p>
       <w:pPr>
         <w:pStyle w:val="Heading3"/>
@@ -2792,7 +2847,7 @@
         <w:t xml:space="preserve">1.4 The score of one observation</w:t>
       </w:r>
     </w:p>
-    <w:bookmarkStart w:id="26" w:name="exr-derive-bernoulli-score"/>
+    <w:bookmarkStart w:id="27" w:name="exr-derive-bernoulli-score"/>
     <w:p>
       <w:pPr>
         <w:pStyle w:val="FirstParagraph"/>
@@ -2808,6 +2863,123 @@
         <w:t xml:space="preserve"> </w:t>
       </w:r>
       <w:r>
+        <w:t xml:space="preserve">Let</w:t>
+      </w:r>
+      <w:r>
+        <w:t xml:space="preserve"> </w:t>
+      </w:r>
+      <m:oMath>
+        <m:r>
+          <m:t>δ</m:t>
+        </m:r>
+        <m:limUpp>
+          <m:e>
+            <m:r>
+              <m:rPr>
+                <m:sty m:val="p"/>
+              </m:rPr>
+              <m:t>=</m:t>
+            </m:r>
+          </m:e>
+          <m:lim>
+            <m:r>
+              <m:rPr>
+                <m:nor/>
+                <m:sty m:val="p"/>
+              </m:rPr>
+              <m:t>def</m:t>
+            </m:r>
+          </m:lim>
+        </m:limUpp>
+        <m:r>
+          <m:t>x</m:t>
+        </m:r>
+        <m:r>
+          <m:rPr>
+            <m:sty m:val="p"/>
+          </m:rPr>
+          <m:t>−</m:t>
+        </m:r>
+        <m:r>
+          <m:rPr>
+            <m:sty m:val="p"/>
+          </m:rPr>
+          <m:t>E</m:t>
+        </m:r>
+        <m:r>
+          <m:t>​</m:t>
+        </m:r>
+        <m:d>
+          <m:dPr>
+            <m:begChr m:val="["/>
+            <m:sepChr m:val=""/>
+            <m:endChr m:val="]"/>
+            <m:grow/>
+          </m:dPr>
+          <m:e>
+            <m:r>
+              <m:t>X</m:t>
+            </m:r>
+          </m:e>
+        </m:d>
+        <m:r>
+          <m:t>​</m:t>
+        </m:r>
+      </m:oMath>
+      <w:r>
+        <w:t xml:space="preserve"> </w:t>
+      </w:r>
+      <w:r>
+        <w:t xml:space="preserve">be the</w:t>
+      </w:r>
+      <w:r>
+        <w:t xml:space="preserve"> </w:t>
+      </w:r>
+      <w:hyperlink r:id="rId26">
+        <w:r>
+          <w:rPr>
+            <w:rStyle w:val="Hyperlink"/>
+          </w:rPr>
+          <w:t xml:space="preserve">deviation</w:t>
+        </w:r>
+      </w:hyperlink>
+      <w:r>
+        <w:t xml:space="preserve"> </w:t>
+      </w:r>
+      <w:r>
+        <w:t xml:space="preserve">of the observed value</w:t>
+      </w:r>
+      <w:r>
+        <w:t xml:space="preserve"> </w:t>
+      </w:r>
+      <m:oMath>
+        <m:r>
+          <m:t>x</m:t>
+        </m:r>
+      </m:oMath>
+      <w:r>
+        <w:t xml:space="preserve"> </w:t>
+      </w:r>
+      <w:r>
+        <w:t xml:space="preserve">from the mean of</w:t>
+      </w:r>
+      <w:r>
+        <w:t xml:space="preserve"> </w:t>
+      </w:r>
+      <m:oMath>
+        <m:r>
+          <m:t>X</m:t>
+        </m:r>
+      </m:oMath>
+      <w:r>
+        <w:t xml:space="preserve">.</w:t>
+      </w:r>
+    </w:p>
+    <w:p>
+      <w:pPr>
+        <w:pStyle w:val="BodyText"/>
+      </w:pPr>
+      <w:r>
         <w:t xml:space="preserve">Derive the score function for a single Bernoulli random variable</w:t>
       </w:r>
       <w:r>
@@ -2865,8 +3037,8 @@
         <w:t xml:space="preserve">Simplify as much as possible.</w:t>
       </w:r>
     </w:p>
-    <w:bookmarkEnd w:id="26"/>
-    <w:bookmarkStart w:id="27" w:name="sol-derive-bernoulli-score"/>
+    <w:bookmarkEnd w:id="27"/>
+    <w:bookmarkStart w:id="28" w:name="sol-derive-bernoulli-score"/>
     <w:p>
       <w:pPr>
         <w:pStyle w:val="BodyText"/>
@@ -5184,7 +5356,21 @@
                 </m:fPr>
                 <m:num>
                   <m:r>
-                    <m:t>x</m:t>
+                    <m:t>δ</m:t>
+                  </m:r>
+                </m:num>
+                <m:den>
+                  <m:r>
+                    <m:t>π</m:t>
+                  </m:r>
+                  <m:r>
+                    <m:rPr>
+                      <m:sty m:val="p"/>
+                    </m:rPr>
+                    <m:t>(</m:t>
+                  </m:r>
+                  <m:r>
+                    <m:t>1</m:t>
                   </m:r>
                   <m:r>
                     <m:rPr>
@@ -5193,29 +5379,57 @@
                     <m:t>−</m:t>
                   </m:r>
                   <m:r>
+                    <m:t>π</m:t>
+                  </m:r>
+                  <m:r>
                     <m:rPr>
                       <m:sty m:val="p"/>
                     </m:rPr>
-                    <m:t>E</m:t>
-                  </m:r>
-                  <m:r>
-                    <m:t>​</m:t>
-                  </m:r>
-                  <m:d>
-                    <m:dPr>
-                      <m:begChr m:val="["/>
-                      <m:sepChr m:val=""/>
-                      <m:endChr m:val="]"/>
-                      <m:grow/>
-                    </m:dPr>
-                    <m:e>
-                      <m:r>
-                        <m:t>X</m:t>
-                      </m:r>
-                    </m:e>
-                  </m:d>
-                  <m:r>
-                    <m:t>​</m:t>
+                    <m:t>)</m:t>
+                  </m:r>
+                </m:den>
+              </m:f>
+              <m:r>
+                <m:t>&amp;</m:t>
+              </m:r>
+              <m:r>
+                <m:t>&amp;</m:t>
+              </m:r>
+              <m:r>
+                <m:rPr>
+                  <m:nor/>
+                  <m:sty m:val="p"/>
+                </m:rPr>
+                <m:t>(definition of </m:t>
+              </m:r>
+              <m:r>
+                <m:t>δ</m:t>
+              </m:r>
+              <m:r>
+                <m:rPr>
+                  <m:nor/>
+                  <m:sty m:val="p"/>
+                </m:rPr>
+                <m:t>)</m:t>
+              </m:r>
+            </m:e>
+            <m:e>
+              <m:r>
+                <m:t>&amp;</m:t>
+              </m:r>
+              <m:r>
+                <m:rPr>
+                  <m:sty m:val="p"/>
+                </m:rPr>
+                <m:t>=</m:t>
+              </m:r>
+              <m:f>
+                <m:fPr>
+                  <m:type m:val="bar"/>
+                </m:fPr>
+                <m:num>
+                  <m:r>
+                    <m:t>δ</m:t>
                   </m:r>
                 </m:num>
                 <m:den>
@@ -5329,8 +5543,8 @@
         </m:oMath>
       </m:oMathPara>
     </w:p>
-    <w:bookmarkEnd w:id="27"/>
-    <w:bookmarkStart w:id="29" w:name="thm-bernoulli-score"/>
+    <w:bookmarkEnd w:id="28"/>
+    <w:bookmarkStart w:id="30" w:name="thm-bernoulli-score"/>
     <w:p>
       <w:pPr>
         <w:pStyle w:val="FirstParagraph"/>
@@ -5454,7 +5668,7 @@
       <w:r>
         <w:t xml:space="preserve"> </w:t>
       </w:r>
-      <w:hyperlink r:id="rId28">
+      <w:hyperlink r:id="rId29">
         <w:r>
           <w:rPr>
             <w:rStyle w:val="Hyperlink"/>
@@ -5531,7 +5745,85 @@
         <w:t xml:space="preserve"> </w:t>
       </w:r>
       <w:r>
-        <w:t xml:space="preserve">It equals the deviation of</w:t>
+        <w:t xml:space="preserve">It equals the</w:t>
+      </w:r>
+      <w:r>
+        <w:t xml:space="preserve"> </w:t>
+      </w:r>
+      <w:hyperlink r:id="rId26">
+        <w:r>
+          <w:rPr>
+            <w:rStyle w:val="Hyperlink"/>
+          </w:rPr>
+          <w:t xml:space="preserve">deviation</w:t>
+        </w:r>
+      </w:hyperlink>
+      <w:r>
+        <w:t xml:space="preserve"> </w:t>
+      </w:r>
+      <m:oMath>
+        <m:r>
+          <m:t>δ</m:t>
+        </m:r>
+        <m:limUpp>
+          <m:e>
+            <m:r>
+              <m:rPr>
+                <m:sty m:val="p"/>
+              </m:rPr>
+              <m:t>=</m:t>
+            </m:r>
+          </m:e>
+          <m:lim>
+            <m:r>
+              <m:rPr>
+                <m:nor/>
+                <m:sty m:val="p"/>
+              </m:rPr>
+              <m:t>def</m:t>
+            </m:r>
+          </m:lim>
+        </m:limUpp>
+        <m:r>
+          <m:t>x</m:t>
+        </m:r>
+        <m:r>
+          <m:rPr>
+            <m:sty m:val="p"/>
+          </m:rPr>
+          <m:t>−</m:t>
+        </m:r>
+        <m:r>
+          <m:rPr>
+            <m:sty m:val="p"/>
+          </m:rPr>
+          <m:t>E</m:t>
+        </m:r>
+        <m:r>
+          <m:t>​</m:t>
+        </m:r>
+        <m:d>
+          <m:dPr>
+            <m:begChr m:val="["/>
+            <m:sepChr m:val=""/>
+            <m:endChr m:val="]"/>
+            <m:grow/>
+          </m:dPr>
+          <m:e>
+            <m:r>
+              <m:t>X</m:t>
+            </m:r>
+          </m:e>
+        </m:d>
+        <m:r>
+          <m:t>​</m:t>
+        </m:r>
+      </m:oMath>
+      <w:r>
+        <w:t xml:space="preserve"> </w:t>
+      </w:r>
+      <w:r>
+        <w:t xml:space="preserve">of</w:t>
       </w:r>
       <w:r>
         <w:t xml:space="preserve"> </w:t>
@@ -5656,38 +5948,7 @@
             </m:fPr>
             <m:num>
               <m:r>
-                <m:t>x</m:t>
-              </m:r>
-              <m:r>
-                <m:rPr>
-                  <m:sty m:val="p"/>
-                </m:rPr>
-                <m:t>−</m:t>
-              </m:r>
-              <m:r>
-                <m:rPr>
-                  <m:sty m:val="p"/>
-                </m:rPr>
-                <m:t>E</m:t>
-              </m:r>
-              <m:r>
-                <m:t>​</m:t>
-              </m:r>
-              <m:d>
-                <m:dPr>
-                  <m:begChr m:val="["/>
-                  <m:sepChr m:val=""/>
-                  <m:endChr m:val="]"/>
-                  <m:grow/>
-                </m:dPr>
-                <m:e>
-                  <m:r>
-                    <m:t>X</m:t>
-                  </m:r>
-                </m:e>
-              </m:d>
-              <m:r>
-                <m:t>​</m:t>
+                <m:t>δ</m:t>
               </m:r>
             </m:num>
             <m:den>
@@ -5730,16 +5991,7 @@
             </m:fPr>
             <m:num>
               <m:r>
-                <m:t>x</m:t>
-              </m:r>
-              <m:r>
-                <m:rPr>
-                  <m:sty m:val="p"/>
-                </m:rPr>
-                <m:t>−</m:t>
-              </m:r>
-              <m:r>
-                <m:t>π</m:t>
+                <m:t>δ</m:t>
               </m:r>
             </m:num>
             <m:den>
@@ -5775,7 +6027,7 @@
         </m:oMath>
       </m:oMathPara>
     </w:p>
-    <w:bookmarkEnd w:id="29"/>
+    <w:bookmarkEnd w:id="30"/>
     <w:p>
       <w:pPr>
         <w:pStyle w:val="FirstParagraph"/>
@@ -5862,8 +6114,8 @@
         <w:t xml:space="preserve">.</w:t>
       </w:r>
     </w:p>
-    <w:bookmarkEnd w:id="30"/>
-    <w:bookmarkStart w:id="37" w:name="score-contributions"/>
+    <w:bookmarkEnd w:id="31"/>
+    <w:bookmarkStart w:id="38" w:name="score-contributions"/>
     <w:p>
       <w:pPr>
         <w:pStyle w:val="Heading3"/>
@@ -5872,7 +6124,7 @@
         <w:t xml:space="preserve">1.5 Score contributions</w:t>
       </w:r>
     </w:p>
-    <w:bookmarkStart w:id="31" w:name="exr-bernoulli-score-contribution"/>
+    <w:bookmarkStart w:id="33" w:name="exr-bernoulli-score-contribution"/>
     <w:p>
       <w:pPr>
         <w:pStyle w:val="FirstParagraph"/>
@@ -5903,6 +6155,126 @@
       </w:hyperlink>
       <w:r>
         <w:t xml:space="preserve">, let:</w:t>
+      </w:r>
+    </w:p>
+    <w:p>
+      <w:pPr>
+        <w:pStyle w:val="Compact"/>
+        <w:numPr>
+          <w:ilvl w:val="0"/>
+          <w:numId w:val="1002"/>
+        </w:numPr>
+      </w:pPr>
+      <m:oMath>
+        <m:sSub>
+          <m:e>
+            <m:r>
+              <m:t>δ</m:t>
+            </m:r>
+          </m:e>
+          <m:sub>
+            <m:r>
+              <m:t>i</m:t>
+            </m:r>
+          </m:sub>
+        </m:sSub>
+        <m:limUpp>
+          <m:e>
+            <m:r>
+              <m:rPr>
+                <m:sty m:val="p"/>
+              </m:rPr>
+              <m:t>=</m:t>
+            </m:r>
+          </m:e>
+          <m:lim>
+            <m:r>
+              <m:rPr>
+                <m:nor/>
+                <m:sty m:val="p"/>
+              </m:rPr>
+              <m:t>def</m:t>
+            </m:r>
+          </m:lim>
+        </m:limUpp>
+        <m:sSub>
+          <m:e>
+            <m:r>
+              <m:t>y</m:t>
+            </m:r>
+          </m:e>
+          <m:sub>
+            <m:r>
+              <m:t>i</m:t>
+            </m:r>
+          </m:sub>
+        </m:sSub>
+        <m:r>
+          <m:rPr>
+            <m:sty m:val="p"/>
+          </m:rPr>
+          <m:t>−</m:t>
+        </m:r>
+        <m:r>
+          <m:t>π</m:t>
+        </m:r>
+      </m:oMath>
+      <w:r>
+        <w:t xml:space="preserve"> </w:t>
+      </w:r>
+      <w:r>
+        <w:t xml:space="preserve">be the</w:t>
+      </w:r>
+      <w:r>
+        <w:t xml:space="preserve"> </w:t>
+      </w:r>
+      <w:hyperlink r:id="rId26">
+        <w:r>
+          <w:rPr>
+            <w:rStyle w:val="Hyperlink"/>
+          </w:rPr>
+          <w:t xml:space="preserve">deviation</w:t>
+        </w:r>
+      </w:hyperlink>
+      <w:r>
+        <w:t xml:space="preserve"> </w:t>
+      </w:r>
+      <w:r>
+        <w:t xml:space="preserve">of</w:t>
+      </w:r>
+      <w:r>
+        <w:t xml:space="preserve"> </w:t>
+      </w:r>
+      <m:oMath>
+        <m:sSub>
+          <m:e>
+            <m:r>
+              <m:t>y</m:t>
+            </m:r>
+          </m:e>
+          <m:sub>
+            <m:r>
+              <m:t>i</m:t>
+            </m:r>
+          </m:sub>
+        </m:sSub>
+      </m:oMath>
+      <w:r>
+        <w:t xml:space="preserve"> </w:t>
+      </w:r>
+      <w:r>
+        <w:t xml:space="preserve">from its mean</w:t>
+      </w:r>
+      <w:r>
+        <w:t xml:space="preserve"> </w:t>
+      </w:r>
+      <m:oMath>
+        <m:r>
+          <m:t>π</m:t>
+        </m:r>
+      </m:oMath>
+      <w:r>
+        <w:t xml:space="preserve">;</w:t>
       </w:r>
     </w:p>
     <w:p>
@@ -5984,7 +6356,24 @@
         <w:t xml:space="preserve"> </w:t>
       </w:r>
       <w:r>
-        <w:t xml:space="preserve">be the precision of</w:t>
+        <w:t xml:space="preserve">be the</w:t>
+      </w:r>
+      <w:r>
+        <w:t xml:space="preserve"> </w:t>
+      </w:r>
+      <w:hyperlink r:id="rId32">
+        <w:r>
+          <w:rPr>
+            <w:rStyle w:val="Hyperlink"/>
+          </w:rPr>
+          <w:t xml:space="preserve">precision</w:t>
+        </w:r>
+      </w:hyperlink>
+      <w:r>
+        <w:t xml:space="preserve"> </w:t>
+      </w:r>
+      <w:r>
+        <w:t xml:space="preserve">of</w:t>
       </w:r>
       <w:r>
         <w:t xml:space="preserve"> </w:t>
@@ -6017,7 +6406,7 @@
       <w:r>
         <w:t xml:space="preserve"> </w:t>
       </w:r>
-      <w:hyperlink r:id="rId28">
+      <w:hyperlink r:id="rId29">
         <w:r>
           <w:rPr>
             <w:rStyle w:val="Hyperlink"/>
@@ -6168,6 +6557,29 @@
         <w:t xml:space="preserve"> </w:t>
       </w:r>
       <m:oMath>
+        <m:sSub>
+          <m:e>
+            <m:r>
+              <m:t>δ</m:t>
+            </m:r>
+          </m:e>
+          <m:sub>
+            <m:r>
+              <m:t>i</m:t>
+            </m:r>
+          </m:sub>
+        </m:sSub>
+      </m:oMath>
+      <w:r>
+        <w:t xml:space="preserve"> </w:t>
+      </w:r>
+      <w:r>
+        <w:t xml:space="preserve">and</w:t>
+      </w:r>
+      <w:r>
+        <w:t xml:space="preserve"> </w:t>
+      </w:r>
+      <m:oMath>
         <m:r>
           <m:t>τ</m:t>
         </m:r>
@@ -6176,8 +6588,8 @@
         <w:t xml:space="preserve">.</w:t>
       </w:r>
     </w:p>
-    <w:bookmarkEnd w:id="31"/>
-    <w:bookmarkStart w:id="32" w:name="sol-bernoulli-score-contribution"/>
+    <w:bookmarkEnd w:id="33"/>
+    <w:bookmarkStart w:id="34" w:name="sol-bernoulli-score-contribution"/>
     <w:p>
       <w:pPr>
         <w:pStyle w:val="BodyText"/>
@@ -6440,7 +6852,7 @@
                   <m:sSub>
                     <m:e>
                       <m:r>
-                        <m:t>y</m:t>
+                        <m:t>δ</m:t>
                       </m:r>
                     </m:e>
                     <m:sub>
@@ -6449,6 +6861,20 @@
                       </m:r>
                     </m:sub>
                   </m:sSub>
+                </m:num>
+                <m:den>
+                  <m:r>
+                    <m:t>π</m:t>
+                  </m:r>
+                  <m:r>
+                    <m:rPr>
+                      <m:sty m:val="p"/>
+                    </m:rPr>
+                    <m:t>(</m:t>
+                  </m:r>
+                  <m:r>
+                    <m:t>1</m:t>
+                  </m:r>
                   <m:r>
                     <m:rPr>
                       <m:sty m:val="p"/>
@@ -6458,6 +6884,74 @@
                   <m:r>
                     <m:t>π</m:t>
                   </m:r>
+                  <m:r>
+                    <m:rPr>
+                      <m:sty m:val="p"/>
+                    </m:rPr>
+                    <m:t>)</m:t>
+                  </m:r>
+                </m:den>
+              </m:f>
+              <m:r>
+                <m:t>&amp;</m:t>
+              </m:r>
+              <m:r>
+                <m:t>&amp;</m:t>
+              </m:r>
+              <m:r>
+                <m:rPr>
+                  <m:nor/>
+                  <m:sty m:val="p"/>
+                </m:rPr>
+                <m:t>(definition of </m:t>
+              </m:r>
+              <m:sSub>
+                <m:e>
+                  <m:r>
+                    <m:t>δ</m:t>
+                  </m:r>
+                </m:e>
+                <m:sub>
+                  <m:r>
+                    <m:t>i</m:t>
+                  </m:r>
+                </m:sub>
+              </m:sSub>
+              <m:r>
+                <m:rPr>
+                  <m:nor/>
+                  <m:sty m:val="p"/>
+                </m:rPr>
+                <m:t>)</m:t>
+              </m:r>
+            </m:e>
+            <m:e>
+              <m:r>
+                <m:t>&amp;</m:t>
+              </m:r>
+              <m:r>
+                <m:rPr>
+                  <m:sty m:val="p"/>
+                </m:rPr>
+                <m:t>=</m:t>
+              </m:r>
+              <m:f>
+                <m:fPr>
+                  <m:type m:val="bar"/>
+                </m:fPr>
+                <m:num>
+                  <m:sSub>
+                    <m:e>
+                      <m:r>
+                        <m:t>δ</m:t>
+                      </m:r>
+                    </m:e>
+                    <m:sub>
+                      <m:r>
+                        <m:t>i</m:t>
+                      </m:r>
+                    </m:sub>
+                  </m:sSub>
                 </m:num>
                 <m:den>
                   <m:r>
@@ -6640,16 +7134,10 @@
                   </m:r>
                 </m:den>
               </m:f>
-              <m:r>
-                <m:rPr>
-                  <m:sty m:val="p"/>
-                </m:rPr>
-                <m:t>(</m:t>
-              </m:r>
               <m:sSub>
                 <m:e>
                   <m:r>
-                    <m:t>y</m:t>
+                    <m:t>δ</m:t>
                   </m:r>
                 </m:e>
                 <m:sub>
@@ -6659,21 +7147,6 @@
                 </m:sub>
               </m:sSub>
               <m:r>
-                <m:rPr>
-                  <m:sty m:val="p"/>
-                </m:rPr>
-                <m:t>−</m:t>
-              </m:r>
-              <m:r>
-                <m:t>π</m:t>
-              </m:r>
-              <m:r>
-                <m:rPr>
-                  <m:sty m:val="p"/>
-                </m:rPr>
-                <m:t>)</m:t>
-              </m:r>
-              <m:r>
                 <m:t>&amp;</m:t>
               </m:r>
               <m:r>
@@ -6700,16 +7173,10 @@
               <m:r>
                 <m:t>τ</m:t>
               </m:r>
-              <m:r>
-                <m:rPr>
-                  <m:sty m:val="p"/>
-                </m:rPr>
-                <m:t>(</m:t>
-              </m:r>
               <m:sSub>
                 <m:e>
                   <m:r>
-                    <m:t>y</m:t>
+                    <m:t>δ</m:t>
                   </m:r>
                 </m:e>
                 <m:sub>
@@ -6718,21 +7185,6 @@
                   </m:r>
                 </m:sub>
               </m:sSub>
-              <m:r>
-                <m:rPr>
-                  <m:sty m:val="p"/>
-                </m:rPr>
-                <m:t>−</m:t>
-              </m:r>
-              <m:r>
-                <m:t>π</m:t>
-              </m:r>
-              <m:r>
-                <m:rPr>
-                  <m:sty m:val="p"/>
-                </m:rPr>
-                <m:t>)</m:t>
-              </m:r>
               <m:r>
                 <m:t>&amp;</m:t>
               </m:r>
@@ -6761,8 +7213,8 @@
         </m:oMath>
       </m:oMathPara>
     </w:p>
-    <w:bookmarkEnd w:id="32"/>
-    <w:bookmarkStart w:id="36" w:name="thm-bernoulli-score-contribution"/>
+    <w:bookmarkEnd w:id="34"/>
+    <w:bookmarkStart w:id="37" w:name="thm-bernoulli-score-contribution"/>
     <w:p>
       <w:pPr>
         <w:pStyle w:val="FirstParagraph"/>
@@ -6885,8 +7337,19 @@
         <w:t xml:space="preserve"> </w:t>
       </w:r>
       <w:r>
-        <w:t xml:space="preserve">and precision</w:t>
-      </w:r>
+        <w:t xml:space="preserve">and</w:t>
+      </w:r>
+      <w:r>
+        <w:t xml:space="preserve"> </w:t>
+      </w:r>
+      <w:hyperlink r:id="rId32">
+        <w:r>
+          <w:rPr>
+            <w:rStyle w:val="Hyperlink"/>
+          </w:rPr>
+          <w:t xml:space="preserve">precision</w:t>
+        </w:r>
+      </w:hyperlink>
       <w:r>
         <w:t xml:space="preserve"> </w:t>
       </w:r>
@@ -7014,7 +7477,7 @@
       <w:r>
         <w:t xml:space="preserve"> </w:t>
       </w:r>
-      <w:hyperlink r:id="rId28">
+      <w:hyperlink r:id="rId29">
         <w:r>
           <w:rPr>
             <w:rStyle w:val="Hyperlink"/>
@@ -7031,7 +7494,7 @@
       <w:r>
         <w:t xml:space="preserve"> </w:t>
       </w:r>
-      <w:hyperlink r:id="rId33">
+      <w:hyperlink r:id="rId26">
         <w:r>
           <w:rPr>
             <w:rStyle w:val="Hyperlink"/>
@@ -7039,6 +7502,63 @@
           <w:t xml:space="preserve">deviation</w:t>
         </w:r>
       </w:hyperlink>
+      <w:r>
+        <w:t xml:space="preserve"> </w:t>
+      </w:r>
+      <m:oMath>
+        <m:sSub>
+          <m:e>
+            <m:r>
+              <m:t>δ</m:t>
+            </m:r>
+          </m:e>
+          <m:sub>
+            <m:r>
+              <m:t>i</m:t>
+            </m:r>
+          </m:sub>
+        </m:sSub>
+        <m:limUpp>
+          <m:e>
+            <m:r>
+              <m:rPr>
+                <m:sty m:val="p"/>
+              </m:rPr>
+              <m:t>=</m:t>
+            </m:r>
+          </m:e>
+          <m:lim>
+            <m:r>
+              <m:rPr>
+                <m:nor/>
+                <m:sty m:val="p"/>
+              </m:rPr>
+              <m:t>def</m:t>
+            </m:r>
+          </m:lim>
+        </m:limUpp>
+        <m:sSub>
+          <m:e>
+            <m:r>
+              <m:t>y</m:t>
+            </m:r>
+          </m:e>
+          <m:sub>
+            <m:r>
+              <m:t>i</m:t>
+            </m:r>
+          </m:sub>
+        </m:sSub>
+        <m:r>
+          <m:rPr>
+            <m:sty m:val="p"/>
+          </m:rPr>
+          <m:t>−</m:t>
+        </m:r>
+        <m:r>
+          <m:t>π</m:t>
+        </m:r>
+      </m:oMath>
       <w:r>
         <w:t xml:space="preserve"> </w:t>
       </w:r>
@@ -7133,16 +7653,10 @@
           <m:r>
             <m:t>τ</m:t>
           </m:r>
-          <m:r>
-            <m:rPr>
-              <m:sty m:val="p"/>
-            </m:rPr>
-            <m:t>(</m:t>
-          </m:r>
           <m:sSub>
             <m:e>
               <m:r>
-                <m:t>y</m:t>
+                <m:t>δ</m:t>
               </m:r>
             </m:e>
             <m:sub>
@@ -7151,21 +7665,6 @@
               </m:r>
             </m:sub>
           </m:sSub>
-          <m:r>
-            <m:rPr>
-              <m:sty m:val="p"/>
-            </m:rPr>
-            <m:t>−</m:t>
-          </m:r>
-          <m:r>
-            <m:t>π</m:t>
-          </m:r>
-          <m:r>
-            <m:rPr>
-              <m:sty m:val="p"/>
-            </m:rPr>
-            <m:t>)</m:t>
-          </m:r>
         </m:oMath>
       </m:oMathPara>
     </w:p>
@@ -7227,7 +7726,7 @@
       <w:r>
         <w:t xml:space="preserve"> </w:t>
       </w:r>
-      <w:hyperlink r:id="rId34">
+      <w:hyperlink r:id="rId35">
         <w:r>
           <w:rPr>
             <w:rStyle w:val="Hyperlink"/>
@@ -7238,7 +7737,7 @@
       <w:r>
         <w:t xml:space="preserve"> </w:t>
       </w:r>
-      <w:hyperlink r:id="rId35">
+      <w:hyperlink r:id="rId36">
         <w:r>
           <w:rPr>
             <w:rStyle w:val="Hyperlink"/>
@@ -7258,7 +7757,7 @@
         <w:t xml:space="preserve">.</w:t>
       </w:r>
     </w:p>
-    <w:bookmarkEnd w:id="36"/>
+    <w:bookmarkEnd w:id="37"/>
     <w:p>
       <w:pPr>
         <w:pStyle w:val="BodyText"/>
@@ -7305,8 +7804,8 @@
         <w:t xml:space="preserve">.</w:t>
       </w:r>
     </w:p>
-    <w:bookmarkEnd w:id="37"/>
-    <w:bookmarkStart w:id="43" w:name="the-score-function-of-the-sample"/>
+    <w:bookmarkEnd w:id="38"/>
+    <w:bookmarkStart w:id="44" w:name="the-score-function-of-the-sample"/>
     <w:p>
       <w:pPr>
         <w:pStyle w:val="Heading3"/>
@@ -7315,7 +7814,7 @@
         <w:t xml:space="preserve">1.6 The score function of the sample</w:t>
       </w:r>
     </w:p>
-    <w:bookmarkStart w:id="40" w:name="exr-bernoulli-score-sum"/>
+    <w:bookmarkStart w:id="41" w:name="exr-bernoulli-score-sum"/>
     <w:p>
       <w:pPr>
         <w:pStyle w:val="FirstParagraph"/>
@@ -7452,7 +7951,7 @@
       <w:r>
         <w:t xml:space="preserve"> </w:t>
       </w:r>
-      <w:hyperlink r:id="rId38">
+      <w:hyperlink r:id="rId39">
         <w:r>
           <w:rPr>
             <w:rStyle w:val="Hyperlink"/>
@@ -7475,7 +7974,7 @@
       <w:r>
         <w:t xml:space="preserve"> </w:t>
       </w:r>
-      <w:hyperlink r:id="rId28">
+      <w:hyperlink r:id="rId29">
         <w:r>
           <w:rPr>
             <w:rStyle w:val="Hyperlink"/>
@@ -7527,7 +8026,7 @@
       <w:r>
         <w:t xml:space="preserve"> </w:t>
       </w:r>
-      <w:hyperlink r:id="rId39">
+      <w:hyperlink r:id="rId40">
         <w:r>
           <w:rPr>
             <w:rStyle w:val="Hyperlink"/>
@@ -7544,7 +8043,7 @@
       <w:r>
         <w:t xml:space="preserve"> </w:t>
       </w:r>
-      <w:hyperlink r:id="rId28">
+      <w:hyperlink r:id="rId29">
         <w:r>
           <w:rPr>
             <w:rStyle w:val="Hyperlink"/>
@@ -7559,8 +8058,8 @@
         <w:t xml:space="preserve">contributions.</w:t>
       </w:r>
     </w:p>
-    <w:bookmarkEnd w:id="40"/>
-    <w:bookmarkStart w:id="41" w:name="sol-bernoulli-score-sum"/>
+    <w:bookmarkEnd w:id="41"/>
+    <w:bookmarkStart w:id="42" w:name="sol-bernoulli-score-sum"/>
     <w:p>
       <w:pPr>
         <w:pStyle w:val="BodyText"/>
@@ -7746,16 +8245,10 @@
                   </m:r>
                 </m:e>
               </m:nary>
-              <m:r>
-                <m:rPr>
-                  <m:sty m:val="p"/>
-                </m:rPr>
-                <m:t>(</m:t>
-              </m:r>
               <m:sSub>
                 <m:e>
                   <m:r>
-                    <m:t>y</m:t>
+                    <m:t>δ</m:t>
                   </m:r>
                 </m:e>
                 <m:sub>
@@ -7764,21 +8257,6 @@
                   </m:r>
                 </m:sub>
               </m:sSub>
-              <m:r>
-                <m:rPr>
-                  <m:sty m:val="p"/>
-                </m:rPr>
-                <m:t>−</m:t>
-              </m:r>
-              <m:r>
-                <m:t>π</m:t>
-              </m:r>
-              <m:r>
-                <m:rPr>
-                  <m:sty m:val="p"/>
-                </m:rPr>
-                <m:t>)</m:t>
-              </m:r>
               <m:r>
                 <m:t>&amp;</m:t>
               </m:r>
@@ -7833,6 +8311,94 @@
                   </m:r>
                 </m:sup>
                 <m:e>
+                  <m:sSub>
+                    <m:e>
+                      <m:r>
+                        <m:t>δ</m:t>
+                      </m:r>
+                    </m:e>
+                    <m:sub>
+                      <m:r>
+                        <m:t>i</m:t>
+                      </m:r>
+                    </m:sub>
+                  </m:sSub>
+                </m:e>
+              </m:nary>
+              <m:r>
+                <m:t>&amp;</m:t>
+              </m:r>
+              <m:r>
+                <m:t>&amp;</m:t>
+              </m:r>
+              <m:r>
+                <m:rPr>
+                  <m:nor/>
+                  <m:sty m:val="p"/>
+                </m:rPr>
+                <m:t>(</m:t>
+              </m:r>
+              <m:r>
+                <m:t>τ</m:t>
+              </m:r>
+              <m:r>
+                <m:rPr>
+                  <m:nor/>
+                  <m:sty m:val="p"/>
+                </m:rPr>
+                <m:t> is the same for every </m:t>
+              </m:r>
+              <m:r>
+                <m:t>i</m:t>
+              </m:r>
+              <m:r>
+                <m:rPr>
+                  <m:nor/>
+                  <m:sty m:val="p"/>
+                </m:rPr>
+                <m:t>)</m:t>
+              </m:r>
+            </m:e>
+            <m:e>
+              <m:r>
+                <m:t>&amp;</m:t>
+              </m:r>
+              <m:r>
+                <m:rPr>
+                  <m:sty m:val="p"/>
+                </m:rPr>
+                <m:t>=</m:t>
+              </m:r>
+              <m:r>
+                <m:t>τ</m:t>
+              </m:r>
+              <m:nary>
+                <m:naryPr>
+                  <m:chr m:val="∑"/>
+                  <m:limLoc m:val="undOvr"/>
+                  <m:subHide m:val="off"/>
+                  <m:supHide m:val="off"/>
+                </m:naryPr>
+                <m:sub>
+                  <m:r>
+                    <m:t>i</m:t>
+                  </m:r>
+                  <m:r>
+                    <m:rPr>
+                      <m:sty m:val="p"/>
+                    </m:rPr>
+                    <m:t>=</m:t>
+                  </m:r>
+                  <m:r>
+                    <m:t>1</m:t>
+                  </m:r>
+                </m:sub>
+                <m:sup>
+                  <m:r>
+                    <m:t>n</m:t>
+                  </m:r>
+                </m:sup>
+                <m:e>
                   <m:r>
                     <m:rPr>
                       <m:sty m:val="p"/>
@@ -7879,21 +8445,20 @@
                   <m:nor/>
                   <m:sty m:val="p"/>
                 </m:rPr>
-                <m:t>(</m:t>
-              </m:r>
-              <m:r>
-                <m:t>τ</m:t>
-              </m:r>
-              <m:r>
-                <m:rPr>
-                  <m:nor/>
-                  <m:sty m:val="p"/>
-                </m:rPr>
-                <m:t> is the same for every </m:t>
-              </m:r>
-              <m:r>
-                <m:t>i</m:t>
-              </m:r>
+                <m:t>(definition of </m:t>
+              </m:r>
+              <m:sSub>
+                <m:e>
+                  <m:r>
+                    <m:t>δ</m:t>
+                  </m:r>
+                </m:e>
+                <m:sub>
+                  <m:r>
+                    <m:t>i</m:t>
+                  </m:r>
+                </m:sub>
+              </m:sSub>
               <m:r>
                 <m:rPr>
                   <m:nor/>
@@ -8381,8 +8946,8 @@
         </m:oMath>
       </m:oMathPara>
     </w:p>
-    <w:bookmarkEnd w:id="41"/>
-    <w:bookmarkStart w:id="42" w:name="thm-bernoulli-score-sum"/>
+    <w:bookmarkEnd w:id="42"/>
+    <w:bookmarkStart w:id="43" w:name="thm-bernoulli-score-sum"/>
     <w:p>
       <w:pPr>
         <w:pStyle w:val="FirstParagraph"/>
@@ -8533,7 +9098,7 @@
       <w:r>
         <w:t xml:space="preserve"> </w:t>
       </w:r>
-      <w:hyperlink r:id="rId38">
+      <w:hyperlink r:id="rId39">
         <w:r>
           <w:rPr>
             <w:rStyle w:val="Hyperlink"/>
@@ -8560,8 +9125,19 @@
         <w:t xml:space="preserve"> </w:t>
       </w:r>
       <w:r>
-        <w:t xml:space="preserve">and precision</w:t>
-      </w:r>
+        <w:t xml:space="preserve">and</w:t>
+      </w:r>
+      <w:r>
+        <w:t xml:space="preserve"> </w:t>
+      </w:r>
+      <w:hyperlink r:id="rId32">
+        <w:r>
+          <w:rPr>
+            <w:rStyle w:val="Hyperlink"/>
+          </w:rPr>
+          <w:t xml:space="preserve">precision</w:t>
+        </w:r>
+      </w:hyperlink>
       <w:r>
         <w:t xml:space="preserve"> </w:t>
       </w:r>
@@ -8640,7 +9216,7 @@
       <w:r>
         <w:t xml:space="preserve"> </w:t>
       </w:r>
-      <w:hyperlink r:id="rId28">
+      <w:hyperlink r:id="rId29">
         <w:r>
           <w:rPr>
             <w:rStyle w:val="Hyperlink"/>
@@ -8740,7 +9316,7 @@
         </m:oMath>
       </m:oMathPara>
     </w:p>
-    <w:bookmarkEnd w:id="42"/>
+    <w:bookmarkEnd w:id="43"/>
     <w:p>
       <w:pPr>
         <w:pStyle w:val="FirstParagraph"/>
@@ -8787,8 +9363,8 @@
         <w:t xml:space="preserve">.</w:t>
       </w:r>
     </w:p>
-    <w:bookmarkEnd w:id="43"/>
-    <w:bookmarkStart w:id="48" w:name="solving-the-score-equation"/>
+    <w:bookmarkEnd w:id="44"/>
+    <w:bookmarkStart w:id="49" w:name="solving-the-score-equation"/>
     <w:p>
       <w:pPr>
         <w:pStyle w:val="Heading3"/>
@@ -8797,7 +9373,7 @@
         <w:t xml:space="preserve">1.7 Solving the score equation</w:t>
       </w:r>
     </w:p>
-    <w:bookmarkStart w:id="45" w:name="exr-bernoulli-score-equation"/>
+    <w:bookmarkStart w:id="46" w:name="exr-bernoulli-score-equation"/>
     <w:p>
       <w:pPr>
         <w:pStyle w:val="FirstParagraph"/>
@@ -8874,7 +9450,7 @@
       <w:r>
         <w:t xml:space="preserve"> </w:t>
       </w:r>
-      <w:hyperlink r:id="rId39">
+      <w:hyperlink r:id="rId40">
         <w:r>
           <w:rPr>
             <w:rStyle w:val="Hyperlink"/>
@@ -8891,7 +9467,7 @@
       <w:r>
         <w:t xml:space="preserve"> </w:t>
       </w:r>
-      <w:hyperlink r:id="rId34">
+      <w:hyperlink r:id="rId35">
         <w:r>
           <w:rPr>
             <w:rStyle w:val="Hyperlink"/>
@@ -8914,7 +9490,7 @@
       <w:r>
         <w:t xml:space="preserve"> </w:t>
       </w:r>
-      <w:hyperlink r:id="rId44">
+      <w:hyperlink r:id="rId45">
         <w:r>
           <w:rPr>
             <w:rStyle w:val="Hyperlink"/>
@@ -9014,8 +9590,8 @@
         <w:t xml:space="preserve">.</w:t>
       </w:r>
     </w:p>
-    <w:bookmarkEnd w:id="45"/>
-    <w:bookmarkStart w:id="46" w:name="sol-bernoulli-score-equation"/>
+    <w:bookmarkEnd w:id="46"/>
+    <w:bookmarkStart w:id="47" w:name="sol-bernoulli-score-equation"/>
     <w:p>
       <w:pPr>
         <w:pStyle w:val="BodyText"/>
@@ -9525,8 +10101,8 @@
         <w:t xml:space="preserve">.</w:t>
       </w:r>
     </w:p>
-    <w:bookmarkEnd w:id="46"/>
-    <w:bookmarkStart w:id="47" w:name="thm-bernoulli-score-equation"/>
+    <w:bookmarkEnd w:id="47"/>
+    <w:bookmarkStart w:id="48" w:name="thm-bernoulli-score-equation"/>
     <w:p>
       <w:pPr>
         <w:pStyle w:val="BodyText"/>
@@ -9674,7 +10250,7 @@
       <w:r>
         <w:t xml:space="preserve"> </w:t>
       </w:r>
-      <w:hyperlink r:id="rId38">
+      <w:hyperlink r:id="rId39">
         <w:r>
           <w:rPr>
             <w:rStyle w:val="Hyperlink"/>
@@ -9733,7 +10309,7 @@
       <w:r>
         <w:t xml:space="preserve"> </w:t>
       </w:r>
-      <w:hyperlink r:id="rId44">
+      <w:hyperlink r:id="rId45">
         <w:r>
           <w:rPr>
             <w:rStyle w:val="Hyperlink"/>
@@ -9857,7 +10433,7 @@
         <w:t xml:space="preserve">.</w:t>
       </w:r>
     </w:p>
-    <w:bookmarkEnd w:id="47"/>
+    <w:bookmarkEnd w:id="48"/>
     <w:p>
       <w:pPr>
         <w:pStyle w:val="BodyText"/>
@@ -9904,8 +10480,8 @@
         <w:t xml:space="preserve">.</w:t>
       </w:r>
     </w:p>
-    <w:bookmarkEnd w:id="48"/>
-    <w:bookmarkStart w:id="53" w:name="hessian-contributions"/>
+    <w:bookmarkEnd w:id="49"/>
+    <w:bookmarkStart w:id="54" w:name="hessian-contributions"/>
     <w:p>
       <w:pPr>
         <w:pStyle w:val="Heading3"/>
@@ -9914,7 +10490,7 @@
         <w:t xml:space="preserve">1.8 Hessian contributions</w:t>
       </w:r>
     </w:p>
-    <w:bookmarkStart w:id="50" w:name="exr-bernoulli-hessian-contribution"/>
+    <w:bookmarkStart w:id="51" w:name="exr-bernoulli-hessian-contribution"/>
     <w:p>
       <w:pPr>
         <w:pStyle w:val="FirstParagraph"/>
@@ -9955,7 +10531,7 @@
       <w:r>
         <w:t xml:space="preserve"> </w:t>
       </w:r>
-      <w:hyperlink r:id="rId49">
+      <w:hyperlink r:id="rId50">
         <w:r>
           <w:rPr>
             <w:rStyle w:val="Hyperlink"/>
@@ -10113,7 +10689,7 @@
       <w:r>
         <w:t xml:space="preserve"> </w:t>
       </w:r>
-      <w:hyperlink r:id="rId28">
+      <w:hyperlink r:id="rId29">
         <w:r>
           <w:rPr>
             <w:rStyle w:val="Hyperlink"/>
@@ -10290,8 +10866,8 @@
         <w:t xml:space="preserve">before its fractions are combined.</w:t>
       </w:r>
     </w:p>
-    <w:bookmarkEnd w:id="50"/>
-    <w:bookmarkStart w:id="51" w:name="sol-bernoulli-hessian-contribution"/>
+    <w:bookmarkEnd w:id="51"/>
+    <w:bookmarkStart w:id="52" w:name="sol-bernoulli-hessian-contribution"/>
     <w:p>
       <w:pPr>
         <w:pStyle w:val="BodyText"/>
@@ -11817,8 +12393,8 @@
         </m:oMath>
       </m:oMathPara>
     </w:p>
-    <w:bookmarkEnd w:id="51"/>
-    <w:bookmarkStart w:id="52" w:name="thm-bernoulli-hessian-contribution"/>
+    <w:bookmarkEnd w:id="52"/>
+    <w:bookmarkStart w:id="53" w:name="thm-bernoulli-hessian-contribution"/>
     <w:p>
       <w:pPr>
         <w:pStyle w:val="FirstParagraph"/>
@@ -11949,7 +12525,7 @@
       <w:r>
         <w:t xml:space="preserve"> </w:t>
       </w:r>
-      <w:hyperlink r:id="rId49">
+      <w:hyperlink r:id="rId50">
         <w:r>
           <w:rPr>
             <w:rStyle w:val="Hyperlink"/>
@@ -12145,7 +12721,7 @@
         </m:oMath>
       </m:oMathPara>
     </w:p>
-    <w:bookmarkEnd w:id="52"/>
+    <w:bookmarkEnd w:id="53"/>
     <w:p>
       <w:pPr>
         <w:pStyle w:val="FirstParagraph"/>
@@ -12192,8 +12768,8 @@
         <w:t xml:space="preserve">.</w:t>
       </w:r>
     </w:p>
-    <w:bookmarkEnd w:id="53"/>
-    <w:bookmarkStart w:id="57" w:name="the-hessian-of-the-sample"/>
+    <w:bookmarkEnd w:id="54"/>
+    <w:bookmarkStart w:id="58" w:name="the-hessian-of-the-sample"/>
     <w:p>
       <w:pPr>
         <w:pStyle w:val="Heading3"/>
@@ -12202,7 +12778,7 @@
         <w:t xml:space="preserve">1.9 The Hessian of the sample</w:t>
       </w:r>
     </w:p>
-    <w:bookmarkStart w:id="54" w:name="exr-bernoulli-hessian-sum"/>
+    <w:bookmarkStart w:id="55" w:name="exr-bernoulli-hessian-sum"/>
     <w:p>
       <w:pPr>
         <w:pStyle w:val="FirstParagraph"/>
@@ -12243,7 +12819,7 @@
       <w:r>
         <w:t xml:space="preserve"> </w:t>
       </w:r>
-      <w:hyperlink r:id="rId49">
+      <w:hyperlink r:id="rId50">
         <w:r>
           <w:rPr>
             <w:rStyle w:val="Hyperlink"/>
@@ -12295,7 +12871,7 @@
       <w:r>
         <w:t xml:space="preserve"> </w:t>
       </w:r>
-      <w:hyperlink r:id="rId39">
+      <w:hyperlink r:id="rId40">
         <w:r>
           <w:rPr>
             <w:rStyle w:val="Hyperlink"/>
@@ -12310,8 +12886,8 @@
         <w:t xml:space="preserve">from the Hessian contributions.</w:t>
       </w:r>
     </w:p>
-    <w:bookmarkEnd w:id="54"/>
-    <w:bookmarkStart w:id="55" w:name="sol-bernoulli-hessian-sum"/>
+    <w:bookmarkEnd w:id="55"/>
+    <w:bookmarkStart w:id="56" w:name="sol-bernoulli-hessian-sum"/>
     <w:p>
       <w:pPr>
         <w:pStyle w:val="BodyText"/>
@@ -13541,8 +14117,8 @@
         </m:oMath>
       </m:oMathPara>
     </w:p>
-    <w:bookmarkEnd w:id="55"/>
-    <w:bookmarkStart w:id="56" w:name="thm-bernoulli-hessian-sum"/>
+    <w:bookmarkEnd w:id="56"/>
+    <w:bookmarkStart w:id="57" w:name="thm-bernoulli-hessian-sum"/>
     <w:p>
       <w:pPr>
         <w:pStyle w:val="FirstParagraph"/>
@@ -13687,7 +14263,7 @@
       <w:r>
         <w:t xml:space="preserve"> </w:t>
       </w:r>
-      <w:hyperlink r:id="rId38">
+      <w:hyperlink r:id="rId39">
         <w:r>
           <w:rPr>
             <w:rStyle w:val="Hyperlink"/>
@@ -13722,7 +14298,7 @@
       <w:r>
         <w:t xml:space="preserve"> </w:t>
       </w:r>
-      <w:hyperlink r:id="rId49">
+      <w:hyperlink r:id="rId50">
         <w:r>
           <w:rPr>
             <w:rStyle w:val="Hyperlink"/>
@@ -13968,7 +14544,7 @@
         </m:oMath>
       </m:oMathPara>
     </w:p>
-    <w:bookmarkEnd w:id="56"/>
+    <w:bookmarkEnd w:id="57"/>
     <w:p>
       <w:pPr>
         <w:pStyle w:val="FirstParagraph"/>
@@ -14015,8 +14591,8 @@
         <w:t xml:space="preserve">.</w:t>
       </w:r>
     </w:p>
-    <w:bookmarkEnd w:id="57"/>
-    <w:bookmarkStart w:id="61" w:name="Xe6f0330750786d17cdc249e2ac3930030794e59"/>
+    <w:bookmarkEnd w:id="58"/>
+    <w:bookmarkStart w:id="62" w:name="Xe6f0330750786d17cdc249e2ac3930030794e59"/>
     <w:p>
       <w:pPr>
         <w:pStyle w:val="Heading3"/>
@@ -14025,7 +14601,7 @@
         <w:t xml:space="preserve">1.10 Checking that the Hessian is negative definite</w:t>
       </w:r>
     </w:p>
-    <w:bookmarkStart w:id="58" w:name="exr-bernoulli-hessian-nd"/>
+    <w:bookmarkStart w:id="59" w:name="exr-bernoulli-hessian-nd"/>
     <w:p>
       <w:pPr>
         <w:pStyle w:val="FirstParagraph"/>
@@ -14066,7 +14642,7 @@
       <w:r>
         <w:t xml:space="preserve"> </w:t>
       </w:r>
-      <w:hyperlink r:id="rId49">
+      <w:hyperlink r:id="rId50">
         <w:r>
           <w:rPr>
             <w:rStyle w:val="Hyperlink"/>
@@ -14160,8 +14736,8 @@
         <w:t xml:space="preserve"> </w:t>
       </w:r>
     </w:p>
-    <w:bookmarkEnd w:id="58"/>
-    <w:bookmarkStart w:id="59" w:name="sol-bernoulli-hessian-nd"/>
+    <w:bookmarkEnd w:id="59"/>
+    <w:bookmarkStart w:id="60" w:name="sol-bernoulli-hessian-nd"/>
     <w:p>
       <w:pPr>
         <w:pStyle w:val="BodyText"/>
@@ -15037,8 +15613,8 @@
         <w:t xml:space="preserve">.</w:t>
       </w:r>
     </w:p>
-    <w:bookmarkEnd w:id="59"/>
-    <w:bookmarkStart w:id="60" w:name="thm-bernoulli-hessian-nd"/>
+    <w:bookmarkEnd w:id="60"/>
+    <w:bookmarkStart w:id="61" w:name="thm-bernoulli-hessian-nd"/>
     <w:p>
       <w:pPr>
         <w:pStyle w:val="BodyText"/>
@@ -15189,7 +15765,7 @@
       <w:r>
         <w:t xml:space="preserve"> </w:t>
       </w:r>
-      <w:hyperlink r:id="rId49">
+      <w:hyperlink r:id="rId50">
         <w:r>
           <w:rPr>
             <w:rStyle w:val="Hyperlink"/>
@@ -15344,7 +15920,7 @@
         <w:t xml:space="preserve">.</w:t>
       </w:r>
     </w:p>
-    <w:bookmarkEnd w:id="60"/>
+    <w:bookmarkEnd w:id="61"/>
     <w:p>
       <w:pPr>
         <w:pStyle w:val="BodyText"/>
@@ -15411,8 +15987,8 @@
         <w:t xml:space="preserve">.</w:t>
       </w:r>
     </w:p>
-    <w:bookmarkEnd w:id="61"/>
-    <w:bookmarkStart w:id="68" w:name="the-maximum-likelihood-estimate"/>
+    <w:bookmarkEnd w:id="62"/>
+    <w:bookmarkStart w:id="69" w:name="the-maximum-likelihood-estimate"/>
     <w:p>
       <w:pPr>
         <w:pStyle w:val="Heading3"/>
@@ -15421,7 +15997,7 @@
         <w:t xml:space="preserve">1.11 The maximum likelihood estimate</w:t>
       </w:r>
     </w:p>
-    <w:bookmarkStart w:id="63" w:name="exr-bernoulli-mle"/>
+    <w:bookmarkStart w:id="64" w:name="exr-bernoulli-mle"/>
     <w:p>
       <w:pPr>
         <w:pStyle w:val="FirstParagraph"/>
@@ -15479,7 +16055,7 @@
       <w:r>
         <w:t xml:space="preserve"> </w:t>
       </w:r>
-      <w:hyperlink r:id="rId62">
+      <w:hyperlink r:id="rId63">
         <w:r>
           <w:rPr>
             <w:rStyle w:val="Hyperlink"/>
@@ -15533,8 +16109,8 @@
         <w:t xml:space="preserve">.</w:t>
       </w:r>
     </w:p>
-    <w:bookmarkEnd w:id="63"/>
-    <w:bookmarkStart w:id="66" w:name="sol-bernoulli-mle"/>
+    <w:bookmarkEnd w:id="64"/>
+    <w:bookmarkStart w:id="67" w:name="sol-bernoulli-mle"/>
     <w:p>
       <w:pPr>
         <w:pStyle w:val="BodyText"/>
@@ -15621,7 +16197,7 @@
       <w:r>
         <w:t xml:space="preserve"> </w:t>
       </w:r>
-      <w:hyperlink r:id="rId64">
+      <w:hyperlink r:id="rId65">
         <w:r>
           <w:rPr>
             <w:rStyle w:val="Hyperlink"/>
@@ -15638,7 +16214,7 @@
       <w:r>
         <w:t xml:space="preserve"> </w:t>
       </w:r>
-      <w:hyperlink r:id="rId65">
+      <w:hyperlink r:id="rId66">
         <w:r>
           <w:rPr>
             <w:rStyle w:val="Hyperlink"/>
@@ -15826,8 +16402,8 @@
         <w:t xml:space="preserve">.</w:t>
       </w:r>
     </w:p>
-    <w:bookmarkEnd w:id="66"/>
-    <w:bookmarkStart w:id="67" w:name="thm-bernoulli-mle"/>
+    <w:bookmarkEnd w:id="67"/>
+    <w:bookmarkStart w:id="68" w:name="thm-bernoulli-mle"/>
     <w:p>
       <w:pPr>
         <w:pStyle w:val="BodyText"/>
@@ -15975,7 +16551,7 @@
       <w:r>
         <w:t xml:space="preserve"> </w:t>
       </w:r>
-      <w:hyperlink r:id="rId38">
+      <w:hyperlink r:id="rId39">
         <w:r>
           <w:rPr>
             <w:rStyle w:val="Hyperlink"/>
@@ -16034,7 +16610,7 @@
       <w:r>
         <w:t xml:space="preserve"> </w:t>
       </w:r>
-      <w:hyperlink r:id="rId62">
+      <w:hyperlink r:id="rId63">
         <w:r>
           <w:rPr>
             <w:rStyle w:val="Hyperlink"/>
@@ -16114,7 +16690,7 @@
         </m:oMath>
       </m:oMathPara>
     </w:p>
-    <w:bookmarkEnd w:id="67"/>
+    <w:bookmarkEnd w:id="68"/>
     <w:p>
       <w:pPr>
         <w:pStyle w:val="FirstParagraph"/>
@@ -16198,8 +16774,8 @@
         <w:t xml:space="preserve">.</w:t>
       </w:r>
     </w:p>
-    <w:bookmarkEnd w:id="68"/>
     <w:bookmarkEnd w:id="69"/>
+    <w:bookmarkEnd w:id="70"/>
     <w:sectPr>
       <w:footnotePr>
         <w:numRestart w:val="eachSect"/>
